--- a/pandoc-reference-manuscript.docx
+++ b/pandoc-reference-manuscript.docx
@@ -547,6 +547,7 @@
   <w:docDefaults>
     <w:rPrDefault>
       <w:rPr>
+        <w:color w:val="000000"/>
         <w:rFonts w:asciiTheme="minorHAnsi" w:eastAsiaTheme="minorHAnsi" w:hAnsiTheme="minorHAnsi" w:cstheme="minorBidi"/>
         <w:sz w:val="24"/>
         <w:szCs w:val="24"/>
@@ -555,7 +556,7 @@
     </w:rPrDefault>
     <w:pPrDefault>
       <w:pPr>
-        <w:spacing w:after="200" w:line="480" w:lineRule="auto"/>
+        <w:spacing w:after="0" w:line="480" w:lineRule="auto"/>
       </w:pPr>
     </w:pPrDefault>
   </w:docDefaults>
@@ -569,7 +570,8 @@
     <w:basedOn w:val="Normal"/>
     <w:link w:val="BodyTextChar"/>
     <w:pPr>
-      <w:spacing w:before="180" w:after="180"/>
+      <w:spacing w:after="0" w:before="0" w:line="480" w:lineRule="auto"/>
+      <w:ind w:firstLine="720"/>
     </w:pPr>
     <w:qFormat/>
   </w:style>
@@ -578,6 +580,10 @@
     <w:basedOn w:val="BodyText"/>
     <w:next w:val="BodyText"/>
     <w:qFormat/>
+    <w:pPr>
+      <w:spacing w:after="0" w:before="0" w:line="480" w:lineRule="auto"/>
+      <w:ind w:firstLine="720"/>
+    </w:pPr>
   </w:style>
   <w:style w:type="paragraph" w:customStyle="1" w:styleId="Compact">
     <w:name w:val="Compact"/>
@@ -593,18 +599,18 @@
     <w:next w:val="BodyText"/>
     <w:qFormat/>
     <w:pPr>
-      <w:keepNext/>
-      <w:keepLines/>
-      <w:spacing w:before="480" w:after="240"/>
+      <w:spacing w:after="0" w:before="0" w:line="240" w:lineRule="auto"/>
+      <w:keepNext/>
+      <w:keepLines/>
       <w:jc w:val="center"/>
     </w:pPr>
     <w:rPr>
       <w:rFonts w:asciiTheme="majorHAnsi" w:eastAsiaTheme="majorEastAsia" w:hAnsiTheme="majorHAnsi" w:cstheme="majorBidi"/>
       <w:b/>
       <w:bCs/>
-      <w:color w:val="345A8A" w:themeColor="accent1" w:themeShade="B5"/>
       <w:sz w:val="36"/>
       <w:szCs w:val="36"/>
+      <w:color w:val="000000"/>
     </w:rPr>
   </w:style>
   <w:style w:type="paragraph" w:styleId="Subtitle">
@@ -658,7 +664,7 @@
       <w:sz w:val="20"/>
       <w:szCs w:val="20"/>
       <w:b/>
-      <w:color w:val="345A8A"/>
+      <w:color w:val="000000"/>
       &gt;
     </w:rPr>
   </w:style>
@@ -684,6 +690,9 @@
     <w:qFormat/>
     <w:pPr/>
     <w:rPr/>
+    <w:pPr>
+      <w:spacing w:after="0" w:before="0" w:line="480" w:lineRule="auto"/>
+    </w:pPr>
   </w:style>
   <w:style w:type="paragraph" w:styleId="Heading1">
     <w:name w:val="Heading 1"/>
@@ -692,18 +701,18 @@
     <w:uiPriority w:val="9"/>
     <w:qFormat/>
     <w:pPr>
-      <w:keepNext/>
-      <w:keepLines/>
-      <w:spacing w:before="480" w:after="0"/>
+      <w:spacing w:after="0" w:before="0" w:line="480" w:lineRule="auto"/>
+      <w:keepNext/>
+      <w:keepLines/>
       <w:outlineLvl w:val="0"/>
     </w:pPr>
     <w:rPr>
       <w:rFonts w:asciiTheme="majorHAnsi" w:eastAsiaTheme="majorEastAsia" w:hAnsiTheme="majorHAnsi" w:cstheme="majorBidi"/>
       <w:b/>
       <w:bCs/>
-      <w:color w:val="4F81BD" w:themeColor="accent1"/>
       <w:sz w:val="32"/>
       <w:szCs w:val="32"/>
+      <w:color w:val="000000"/>
     </w:rPr>
   </w:style>
   <w:style w:type="paragraph" w:styleId="Heading2">
@@ -714,18 +723,18 @@
     <w:unhideWhenUsed/>
     <w:qFormat/>
     <w:pPr>
-      <w:keepNext/>
-      <w:keepLines/>
-      <w:spacing w:before="200" w:after="0"/>
+      <w:spacing w:after="0" w:before="0" w:line="480" w:lineRule="auto"/>
+      <w:keepNext/>
+      <w:keepLines/>
       <w:outlineLvl w:val="1"/>
     </w:pPr>
     <w:rPr>
       <w:rFonts w:asciiTheme="majorHAnsi" w:eastAsiaTheme="majorEastAsia" w:hAnsiTheme="majorHAnsi" w:cstheme="majorBidi"/>
       <w:b/>
       <w:bCs/>
-      <w:color w:val="4F81BD" w:themeColor="accent1"/>
       <w:sz w:val="28"/>
       <w:szCs w:val="28"/>
+      <w:color w:val="000000"/>
     </w:rPr>
   </w:style>
   <w:style w:type="paragraph" w:styleId="Heading3">
@@ -736,18 +745,18 @@
     <w:unhideWhenUsed/>
     <w:qFormat/>
     <w:pPr>
-      <w:keepNext/>
-      <w:keepLines/>
-      <w:spacing w:before="200" w:after="0"/>
+      <w:spacing w:after="0" w:before="0" w:line="480" w:lineRule="auto"/>
+      <w:keepNext/>
+      <w:keepLines/>
       <w:outlineLvl w:val="2"/>
     </w:pPr>
     <w:rPr>
       <w:rFonts w:asciiTheme="majorHAnsi" w:eastAsiaTheme="majorEastAsia" w:hAnsiTheme="majorHAnsi" w:cstheme="majorBidi"/>
       <w:b/>
       <w:bCs/>
-      <w:color w:val="4F81BD" w:themeColor="accent1"/>
       <w:sz w:val="24"/>
       <w:szCs w:val="24"/>
+      <w:color w:val="000000"/>
     </w:rPr>
   </w:style>
   <w:style w:type="paragraph" w:styleId="Heading4">
@@ -767,7 +776,7 @@
       <w:rFonts w:asciiTheme="majorHAnsi" w:eastAsiaTheme="majorEastAsia" w:hAnsiTheme="majorHAnsi" w:cstheme="majorBidi"/>
       <w:i/>
       <w:bCs/>
-      <w:color w:val="4F81BD" w:themeColor="accent1"/>
+      <w:color w:val="000000"/>
       <w:sz w:val="24"/>
       <w:szCs w:val="24"/>
     </w:rPr>
@@ -788,7 +797,7 @@
     <w:rPr>
       <w:rFonts w:asciiTheme="majorHAnsi" w:eastAsiaTheme="majorEastAsia" w:hAnsiTheme="majorHAnsi" w:cstheme="majorBidi"/>
       <w:iCs/>
-      <w:color w:val="4F81BD" w:themeColor="accent1"/>
+      <w:color w:val="000000"/>
       <w:sz w:val="24"/>
       <w:szCs w:val="24"/>
     </w:rPr>
@@ -808,7 +817,7 @@
     </w:pPr>
     <w:rPr>
       <w:rFonts w:asciiTheme="majorHAnsi" w:eastAsiaTheme="majorEastAsia" w:hAnsiTheme="majorHAnsi" w:cstheme="majorBidi"/>
-      <w:color w:val="4F81BD" w:themeColor="accent1"/>
+      <w:color w:val="000000"/>
       <w:sz w:val="24"/>
       <w:szCs w:val="24"/>
     </w:rPr>
@@ -828,7 +837,7 @@
     </w:pPr>
     <w:rPr>
       <w:rFonts w:asciiTheme="majorHAnsi" w:eastAsiaTheme="majorEastAsia" w:hAnsiTheme="majorHAnsi" w:cstheme="majorBidi"/>
-      <w:color w:val="4F81BD" w:themeColor="accent1"/>
+      <w:color w:val="000000"/>
       <w:sz w:val="24"/>
       <w:szCs w:val="24"/>
     </w:rPr>
@@ -848,7 +857,7 @@
     </w:pPr>
     <w:rPr>
       <w:rFonts w:asciiTheme="majorHAnsi" w:eastAsiaTheme="majorEastAsia" w:hAnsiTheme="majorHAnsi" w:cstheme="majorBidi"/>
-      <w:color w:val="4F81BD" w:themeColor="accent1"/>
+      <w:color w:val="000000"/>
       <w:sz w:val="24"/>
       <w:szCs w:val="24"/>
     </w:rPr>
@@ -868,7 +877,7 @@
     </w:pPr>
     <w:rPr>
       <w:rFonts w:asciiTheme="majorHAnsi" w:eastAsiaTheme="majorEastAsia" w:hAnsiTheme="majorHAnsi" w:cstheme="majorBidi"/>
-      <w:color w:val="4F81BD" w:themeColor="accent1"/>
+      <w:color w:val="000000"/>
       <w:sz w:val="24"/>
       <w:szCs w:val="24"/>
     </w:rPr>
@@ -1007,7 +1016,7 @@
     <w:name w:val="Hyperlink"/>
     <w:basedOn w:val="BodyTextChar"/>
     <w:rPr>
-      <w:color w:val="4F81BD" w:themeColor="accent1"/>
+      <w:color w:val="000000"/>
     </w:rPr>
   </w:style>
   <w:style w:type="paragraph" w:styleId="TOCHeading">
@@ -1026,6 +1035,17 @@
       <w:b w:val="0"/>
       <w:bCs w:val="0"/>
       <w:color w:val="365F91" w:themeColor="accent1" w:themeShade="BF"/>
+    </w:rPr>
+  </w:style>
+  <w:style w:type="paragraph" w:customStyle="1" w:styleId="TitlePage">
+    <w:name w:val="TitlePage"/>
+    <w:basedOn w:val="Normal"/>
+    <w:qFormat/>
+    <w:pPr>
+      <w:spacing w:after="0" w:before="0" w:line="240" w:lineRule="auto"/>
+    </w:pPr>
+    <w:rPr>
+      <w:color w:val="000000"/>
     </w:rPr>
   </w:style>
 </w:styles>

--- a/pandoc-reference-manuscript.docx
+++ b/pandoc-reference-manuscript.docx
@@ -608,8 +608,8 @@
       <w:rFonts w:asciiTheme="majorHAnsi" w:eastAsiaTheme="majorEastAsia" w:hAnsiTheme="majorHAnsi" w:cstheme="majorBidi"/>
       <w:b/>
       <w:bCs/>
-      <w:sz w:val="36"/>
-      <w:szCs w:val="36"/>
+      <w:sz w:val="24"/>
+      <w:szCs w:val="24"/>
       <w:color w:val="000000"/>
     </w:rPr>
   </w:style>
@@ -707,11 +707,12 @@
       <w:outlineLvl w:val="0"/>
     </w:pPr>
     <w:rPr>
+      <w:caps/>
       <w:rFonts w:asciiTheme="majorHAnsi" w:eastAsiaTheme="majorEastAsia" w:hAnsiTheme="majorHAnsi" w:cstheme="majorBidi"/>
       <w:b/>
       <w:bCs/>
-      <w:sz w:val="32"/>
-      <w:szCs w:val="32"/>
+      <w:sz w:val="24"/>
+      <w:szCs w:val="24"/>
       <w:color w:val="000000"/>
     </w:rPr>
   </w:style>
@@ -732,8 +733,8 @@
       <w:rFonts w:asciiTheme="majorHAnsi" w:eastAsiaTheme="majorEastAsia" w:hAnsiTheme="majorHAnsi" w:cstheme="majorBidi"/>
       <w:b/>
       <w:bCs/>
-      <w:sz w:val="28"/>
-      <w:szCs w:val="28"/>
+      <w:sz w:val="24"/>
+      <w:szCs w:val="24"/>
       <w:color w:val="000000"/>
     </w:rPr>
   </w:style>
